--- a/eng/docx/26.content.docx
+++ b/eng/docx/26.content.docx
@@ -136,13 +136,6 @@
         <w:rPr>
           <w:lang w:val="en_US" w:bidi="en_US"/>
         </w:rPr>
-      </w:r>
-      <w:r>
-        <w:rPr>
-          <w:i/>
-          <w:lang w:val="en_US" w:bidi="en_US"/>
-        </w:rPr>
-        <w:t>Ezekiel 1:1–3, Ezekiel 1:4–6, Ezekiel 1:9, Ezekiel 1:10, Ezekiel 1:12, Ezekiel 1:14, Ezekiel 1:17, Ezekiel 1:20–21, Ezekiel 1:22, Ezekiel 1:23, Ezekiel 1:24, Ezekiel 1:26, Ezekiel 1:28, Ezekiel 1:28 (#2), Ezekiel 2:2, Ezekiel 2:3, Ezekiel 2:4, Ezekiel 2:4–5, Ezekiel 2:5, Ezekiel 2:6, Ezekiel 2:8, Ezekiel 2:9, Ezekiel 2:10, Ezekiel 3:1–3, Ezekiel 3:4, Ezekiel 3:6, Ezekiel 3:7, Ezekiel 3:8–9, Ezekiel 3:12, Ezekiel 3:15, Ezekiel 3:17, Ezekiel 3:19, Ezekiel 3:20, Ezekiel 3:20 (#2), Ezekiel 3:20 (#3), Ezekiel 3:21, Ezekiel 3:23, Ezekiel 3:24, Ezekiel 3:26, Ezekiel 3:27, Ezekiel 4:1–3, Ezekiel 4:3, Ezekiel 4:4, Ezekiel 4:5, Ezekiel 4:6, Ezekiel 4:6 (#2), Ezekiel 4:9, Ezekiel 4:11–12, Ezekiel 4:12–13, Ezekiel 4:14–15, Ezekiel 4:16, Ezekiel 4:17, Ezekiel 5:2, Ezekiel 5:2 (#2), Ezekiel 5:5, Ezekiel 5:6, Ezekiel 5:8, Ezekiel 5:10, Ezekiel 5:11, Ezekiel 5:12, Ezekiel 5:12 (#2), Ezekiel 5:13, Ezekiel 5:15, Ezekiel 6:2–3, Ezekiel 6:5, Ezekiel 6:6, Ezekiel 6:7, Ezekiel 6:8–9, Ezekiel 6:11, Ezekiel 6:13, Ezekiel 6:14, Ezekiel 7:1–2, Ezekiel 7:3, Ezekiel 7:7, Ezekiel 7:8, Ezekiel 7:11, Ezekiel 7:12, Ezekiel 7:15, Ezekiel 7:16, Ezekiel 7:19, Ezekiel 7:21, Ezekiel 7:22, Ezekiel 7:25, Ezekiel 7:26, Ezekiel 7:27, Ezekiel 8:1, Ezekiel 8:3, Ezekiel 8:6, Ezekiel 8:9, Ezekiel 8:12, Ezekiel 8:14, Ezekiel 8:16, Ezekiel 8:18, Ezekiel 9:1–2, Ezekiel 9:3, Ezekiel 9:4, Ezekiel 9:6, Ezekiel 9:8, Ezekiel 9:9–10, Ezekiel 9:11, Ezekiel 10:2, Ezekiel 10:4, Ezekiel 10:7, Ezekiel 10:10, Ezekiel 10:12, Ezekiel 10:13, Ezekiel 10:16–17, Ezekiel 10:18–19, Ezekiel 10:20–22, Ezekiel 11:1, Ezekiel 11:2, Ezekiel 11:6, Ezekiel 11:8, Ezekiel 11:9, Ezekiel 11:9–10, Ezekiel 11:12, Ezekiel 11:13, Ezekiel 11:17, Ezekiel 11:19, Ezekiel 11:20, Ezekiel 11:21, Ezekiel 11:23, Ezekiel 11:25, Ezekiel 12:2, Ezekiel 12:3, Ezekiel 12:5, Ezekiel 12:6, Ezekiel 12:9, Ezekiel 12:10, Ezekiel 12:12–13, Ezekiel 12:14, Ezekiel 12:16, Ezekiel 12:19, Ezekiel 12:20, Ezekiel 12:22, Ezekiel 12:24, Ezekiel 12:27, Ezekiel 12:28, Ezekiel 13:2–3, Ezekiel 13:5, Ezekiel 13:6–7, Ezekiel 13:8–9, Ezekiel 13:14, Ezekiel 13:15, Ezekiel 13:16, Ezekiel 13:17, Ezekiel 13:18, Ezekiel 13:20–21, Ezekiel 13:22, Ezekiel 13:23, Ezekiel 14:1, Ezekiel 14:3, Ezekiel 14:4, Ezekiel 14:6, Ezekiel 14:7–8, Ezekiel 14:9, Ezekiel 14:11, Ezekiel 14:14, Ezekiel 14:14 (#2), Ezekiel 14:16, Ezekiel 14:16 (#2), Ezekiel 14:18, Ezekiel 14:18 (#2), Ezekiel 14:20, Ezekiel 14:20 (#2), Ezekiel 14:21, Ezekiel 14:22, Ezekiel 14:23, Ezekiel 15:2, Ezekiel 15:6, Ezekiel 15:6 (#2), Ezekiel 15:7, Ezekiel 15:8, Ezekiel 16:3, Ezekiel 16:5, Ezekiel 16:7, Ezekiel 16:8, Ezekiel 16:14, Ezekiel 16:15–16, Ezekiel 16:20, Ezekiel 16:24, Ezekiel 16:27, Ezekiel 16:33–34, Ezekiel 16:37, Ezekiel 16:42, Ezekiel 16:48, Ezekiel 16:49, Ezekiel 16:57, Ezekiel 16:59, Ezekiel 16:60, Ezekiel 16:63, Ezekiel 17:2, Ezekiel 17:3–4, Ezekiel 17:5–6, Ezekiel 17:7, Ezekiel 17:9–10, Ezekiel 17:12, Ezekiel 17:13, Ezekiel 17:14, Ezekiel 17:15, Ezekiel 17:16, Ezekiel 17:19, Ezekiel 17:21, Ezekiel 17:22, Ezekiel 17:23, Ezekiel 18:4, Ezekiel 18:7, Ezekiel 18:9, Ezekiel 18:9 (#2), Ezekiel 18:12–13, Ezekiel 18:17, Ezekiel 18:19, Ezekiel 18:21–22, Ezekiel 18:24, Ezekiel 18:30, Ezekiel 18:30 (#2), Ezekiel 18:31, Ezekiel 19:1, Ezekiel 19:3, Ezekiel 19:4, Ezekiel 19:6, Ezekiel 19:9, Ezekiel 19:10, Ezekiel 19:11, Ezekiel 19:12, Ezekiel 19:13, Ezekiel 19:14, Ezekiel 20:1, Ezekiel 20:3, Ezekiel 20:6, Ezekiel 20:7, Ezekiel 20:8, Ezekiel 20:9, Ezekiel 20:11, Ezekiel 20:11–12, Ezekiel 20:13, Ezekiel 20:13 (#2), Ezekiel 20:15, Ezekiel 20:21, Ezekiel 20:21 (#2), Ezekiel 20:23, Ezekiel 20:27–29, Ezekiel 20:31, Ezekiel 20:32, Ezekiel 20:34–35, Ezekiel 20:38, Ezekiel 20:40–41, Ezekiel 20:43, Ezekiel 20:46–47, Ezekiel 20:49, Ezekiel 21:2, Ezekiel 21:3, Ezekiel 21:6, Ezekiel 21:7, Ezekiel 21:11, Ezekiel 21:12, Ezekiel 21:17, Ezekiel 21:20, Ezekiel 21:21, Ezekiel 21:23, Ezekiel 21:25–27, Ezekiel 21:27, Ezekiel 21:28–29, Ezekiel 21:31, Ezekiel 22:2–3, Ezekiel 22:4, Ezekiel 22:5, Ezekiel 22:7, Ezekiel 22:11, Ezekiel 22:13, Ezekiel 22:15, Ezekiel 22:16, Ezekiel 22:17, Ezekiel 22:19, Ezekiel 22:20–22, Ezekiel 22:26, Ezekiel 22:28, Ezekiel 22:30, Ezekiel 23:2–3, Ezekiel 23:4, Ezekiel 23:5–7, Ezekiel 23:9–10, Ezekiel 23:11, Ezekiel 23:18, Ezekiel 23:22, Ezekiel 23:25, Ezekiel 23:29, Ezekiel 23:30–31, Ezekiel 23:32, Ezekiel 23:37, Ezekiel 23:38–39, Ezekiel 23:45, Ezekiel 23:47, Ezekiel 23:49, Ezekiel 24:2, Ezekiel 24:3–5, Ezekiel 24:6, Ezekiel 24:7–8, Ezekiel 24:11, Ezekiel 24:12, Ezekiel 24:14, Ezekiel 24:16–17, Ezekiel 24:19–21, Ezekiel 24:22–23, Ezekiel 24:24, Ezekiel 24:25–26, Ezekiel 24:27, Ezekiel 25:2, Ezekiel 25:3, Ezekiel 25:4, Ezekiel 25:7, Ezekiel 25:8, Ezekiel 25:10, Ezekiel 25:12, Ezekiel 25:13, Ezekiel 25:15, Ezekiel 25:16, Ezekiel 26:2, Ezekiel 26:4, Ezekiel 26:5, Ezekiel 26:7, Ezekiel 26:9, Ezekiel 26:12, Ezekiel 26:16, Ezekiel 26:17, Ezekiel 26:20, Ezekiel 26:21, Ezekiel 27:3, Ezekiel 27:3 (#2), Ezekiel 27:6, Ezekiel 27:8, Ezekiel 27:9, Ezekiel 27:12, Ezekiel 27:13, Ezekiel 27:17, Ezekiel 27:22, Ezekiel 27:27, Ezekiel 27:28, Ezekiel 27:35, Ezekiel 27:36, Ezekiel 28:2, Ezekiel 28:5, Ezekiel 28:7, Ezekiel 28:10, Ezekiel 28:12, Ezekiel 28:13, Ezekiel 28:14, Ezekiel 28:15, Ezekiel 28:16, Ezekiel 28:19, Ezekiel 28:23, Ezekiel 28:24, Ezekiel 28:25–26, Ezekiel 29:2, Ezekiel 29:3, Ezekiel 29:5, Ezekiel 29:6, Ezekiel 29:7, Ezekiel 29:10, Ezekiel 29:11–12, Ezekiel 29:14, Ezekiel 29:18, Ezekiel 29:19–20, Ezekiel 29:21, Ezekiel 29:21 (#2), Ezekiel 30:2–3, Ezekiel 30:4–5, Ezekiel 30:8, Ezekiel 30:10, Ezekiel 30:13, Ezekiel 30:17–18, Ezekiel 30:21, Ezekiel 30:23, Ezekiel 30:25, Ezekiel 30:25 (#2), Ezekiel 31:2, Ezekiel 31:3, Ezekiel 31:6, Ezekiel 31:8–9, Ezekiel 31:10–11, Ezekiel 31:14, Ezekiel 31:15, Ezekiel 31:16, Ezekiel 31:17, Ezekiel 31:18, Ezekiel 32:2, Ezekiel 32:2 (#2), Ezekiel 32:4, Ezekiel 32:7, Ezekiel 32:9–10, Ezekiel 32:11, Ezekiel 32:13, Ezekiel 32:15, Ezekiel 32:18, Ezekiel 32:21, Ezekiel 32:24, Ezekiel 32:30, Ezekiel 32:31, Ezekiel 33:3, Ezekiel 33:4, Ezekiel 33:6, Ezekiel 33:7, Ezekiel 33:11, Ezekiel 33:11 (#2), Ezekiel 33:12–13, Ezekiel 33:14–16, Ezekiel 33:17, Ezekiel 33:20, Ezekiel 33:21, Ezekiel 33:24, Ezekiel 33:25–26, Ezekiel 33:28–29, Ezekiel 33:30–31, Ezekiel 33:33, Ezekiel 34:2–3, Ezekiel 34:4, Ezekiel 34:5–6, Ezekiel 34:8, Ezekiel 34:10, Ezekiel 34:12–13, Ezekiel 34:16, Ezekiel 34:17, Ezekiel 34:21, Ezekiel 34:23–24, Ezekiel 34:25, Ezekiel 34:28–29, Ezekiel 34:30, Ezekiel 34:31, Ezekiel 35:2, Ezekiel 35:3, Ezekiel 35:5, Ezekiel 35:6, Ezekiel 35:8, Ezekiel 35:9, Ezekiel 35:10, Ezekiel 35:13, Ezekiel 35:14–15, Ezekiel 35:15, Ezekiel 35:15 (#2), Ezekiel 35:15 (#3), Ezekiel 36:1, Ezekiel 36:2, Ezekiel 36:5, Ezekiel 36:7, Ezekiel 36:8, Ezekiel 36:10–12, Ezekiel 36:18, Ezekiel 36:20, Ezekiel 36:22, Ezekiel 36:27, Ezekiel 36:31, Ezekiel 36:33, Ezekiel 36:35, Ezekiel 36:35–36, Ezekiel 36:38, Ezekiel 37:1, Ezekiel 37:3, Ezekiel 37:5–6, Ezekiel 37:7–8, Ezekiel 37:9–10, Ezekiel 37:11, Ezekiel 37:12, Ezekiel 37:16–17, Ezekiel 37:19, Ezekiel 37:21–22, Ezekiel 37:24, Ezekiel 37:25, Ezekiel 37:26, Ezekiel 37:27–28, Ezekiel 38:2, Ezekiel 38:4, Ezekiel 38:7, Ezekiel 38:8, Ezekiel 38:11–12, Ezekiel 38:12, Ezekiel 38:15, Ezekiel 38:17, Ezekiel 38:18, Ezekiel 38:19–20, Ezekiel 38:22, Ezekiel 38:23, Ezekiel 39:2, Ezekiel 39:4, Ezekiel 39:6, Ezekiel 39:7, Ezekiel 39:9–10, Ezekiel 39:11, Ezekiel 39:12, Ezekiel 39:17–18, Ezekiel 39:21, Ezekiel 39:23, Ezekiel 39:25, Ezekiel 39:26, Ezekiel 39:29, Ezekiel 40:1, Ezekiel 40:1 (#2), Ezekiel 40:2, Ezekiel 40:4, Ezekiel 40:5, Ezekiel 40:11, Ezekiel 40:16, Ezekiel 40:17, Ezekiel 40:23, Ezekiel 40:28–29, Ezekiel 40:38, Ezekiel 40:41, Ezekiel 40:46, Ezekiel 40:47, Ezekiel 40:49, Ezekiel 41:1, Ezekiel 41:3, Ezekiel 41:7, Ezekiel 41:13–14, Ezekiel 41:17, Ezekiel 41:19, Ezekiel 41:22, Ezekiel 41:25, Ezekiel 42:1, Ezekiel 42:13, Ezekiel 42:13 (#2), Ezekiel 42:13 (#3), Ezekiel 42:14, Ezekiel 42:16–19, Ezekiel 42:20, Ezekiel 43:1, Ezekiel 43:2, Ezekiel 43:5, Ezekiel 43:7, Ezekiel 43:8, Ezekiel 43:10, Ezekiel 43:10–11, Ezekiel 43:12, Ezekiel 43:15, Ezekiel 43:15 (#2), Ezekiel 43:19, Ezekiel 43:19 (#2), Ezekiel 43:20, Ezekiel 43:22, Ezekiel 43:25–26, Ezekiel 43:27, Ezekiel 44:1, Ezekiel 44:1–2, Ezekiel 44:5, Ezekiel 44:7, Ezekiel 44:8, Ezekiel 44:10–12, Ezekiel 44:13, Ezekiel 44:14, Ezekiel 44:15, Ezekiel 44:17–18, Ezekiel 44:22, Ezekiel 44:23, Ezekiel 44:24, Ezekiel 44:28, Ezekiel 44:29, Ezekiel 44:31, Ezekiel 45:1, Ezekiel 45:4–5, Ezekiel 45:6, Ezekiel 45:7, Ezekiel 45:9, Ezekiel 45:10, Ezekiel 45:14, Ezekiel 45:16, Ezekiel 45:17, Ezekiel 45:18, Ezekiel 45:21, Ezekiel 45:25, Ezekiel 46:1, Ezekiel 46:2, Ezekiel 46:4, Ezekiel 46:8, Ezekiel 46:9, Ezekiel 46:12, Ezekiel 46:13, Ezekiel 46:17, Ezekiel 46:18, Ezekiel 46:20, Ezekiel 46:24, Ezekiel 47:1, Ezekiel 47:2, Ezekiel 47:5, Ezekiel 47:7, Ezekiel 47:8, Ezekiel 47:11, Ezekiel 47:12, Ezekiel 47:13, Ezekiel 47:16–17, Ezekiel 47:18, Ezekiel 47:19, Ezekiel 47:20, Ezekiel 47:22, Ezekiel 47:22 (#2), Ezekiel 48:1, Ezekiel 48:2, Ezekiel 48:3, Ezekiel 48:4–7, Ezekiel 48:8, Ezekiel 48:11, Ezekiel 48:13, Ezekiel 48:18, Ezekiel 48:21, Ezekiel 48:28, Ezekiel 48:30–31, Ezekiel 48:35</w:t>
       </w:r>
       <w:r>
         <w:rPr>

--- a/eng/docx/26.content.docx
+++ b/eng/docx/26.content.docx
@@ -123,19 +123,6 @@
           <w:lang w:val="en_US" w:bidi="en_US"/>
         </w:rPr>
         <w:t>EZK</w:t>
-      </w:r>
-      <w:r>
-        <w:rPr>
-          <w:lang w:val="en_US" w:bidi="en_US"/>
-        </w:rPr>
-      </w:r>
-    </w:p>
-    <w:p>
-      <w:pPr/>
-      <w:r>
-        <w:rPr>
-          <w:lang w:val="en_US" w:bidi="en_US"/>
-        </w:rPr>
       </w:r>
       <w:r>
         <w:rPr>

--- a/eng/docx/26.content.docx
+++ b/eng/docx/26.content.docx
@@ -19,7 +19,7 @@
         <w:rPr>
           <w:lang w:val="en_US" w:bidi="en_US"/>
         </w:rPr>
-        <w:t>Resource: Translation Questions (unfoldingWord)</w:t>
+        <w:t>Resource: unfoldingWord® Translation Questions</w:t>
       </w:r>
       <w:r>
         <w:rPr>
@@ -85,7 +85,7 @@
         <w:rPr>
           <w:lang w:val="en_US" w:bidi="en_US"/>
         </w:rPr>
-        <w:t>Translation Questions (unfoldingWord)</w:t>
+        <w:t>unfoldingWord® Translation Questions</w:t>
       </w:r>
     </w:p>
     <w:p>
